--- a/LEARNING/Power BI/Power BI Reference Links.docx
+++ b/LEARNING/Power BI/Power BI Reference Links.docx
@@ -3,7 +3,7 @@
 <w:document xmlns:wpc="http://schemas.microsoft.com/office/word/2010/wordprocessingCanvas" xmlns:cx="http://schemas.microsoft.com/office/drawing/2014/chartex" xmlns:cx1="http://schemas.microsoft.com/office/drawing/2015/9/8/chartex" xmlns:cx2="http://schemas.microsoft.com/office/drawing/2015/10/21/chartex" xmlns:cx3="http://schemas.microsoft.com/office/drawing/2016/5/9/chartex" xmlns:cx4="http://schemas.microsoft.com/office/drawing/2016/5/10/chartex" xmlns:cx5="http://schemas.microsoft.com/office/drawing/2016/5/11/chartex" xmlns:cx6="http://schemas.microsoft.com/office/drawing/2016/5/12/chartex" xmlns:cx7="http://schemas.microsoft.com/office/drawing/2016/5/13/chartex" xmlns:cx8="http://schemas.microsoft.com/office/drawing/2016/5/14/chartex" xmlns:mc="http://schemas.openxmlformats.org/markup-compatibility/2006" xmlns:aink="http://schemas.microsoft.com/office/drawing/2016/ink" xmlns:am3d="http://schemas.microsoft.com/office/drawing/2017/model3d" xmlns:o="urn:schemas-microsoft-com:office:office" xmlns:oel="http://schemas.microsoft.com/office/2019/extlst" xmlns:r="http://schemas.openxmlformats.org/officeDocument/2006/relationships" xmlns:m="http://schemas.openxmlformats.org/officeDocument/2006/math" xmlns:v="urn:schemas-microsoft-com:vml" xmlns:wp14="http://schemas.microsoft.com/office/word/2010/wordprocessingDrawing" xmlns:wp="http://schemas.openxmlformats.org/drawingml/2006/wordprocessingDrawing" xmlns:w10="urn:schemas-microsoft-com:office:word" xmlns:w="http://schemas.openxmlformats.org/wordprocessingml/2006/main" xmlns:w14="http://schemas.microsoft.com/office/word/2010/wordml" xmlns:w15="http://schemas.microsoft.com/office/word/2012/wordml" xmlns:w16cex="http://schemas.microsoft.com/office/word/2018/wordml/cex" xmlns:w16cid="http://schemas.microsoft.com/office/word/2016/wordml/cid" xmlns:w16="http://schemas.microsoft.com/office/word/2018/wordml" xmlns:w16du="http://schemas.microsoft.com/office/word/2023/wordml/word16du" xmlns:w16sdtdh="http://schemas.microsoft.com/office/word/2020/wordml/sdtdatahash" xmlns:w16sdtfl="http://schemas.microsoft.com/office/word/2024/wordml/sdtformatlock" xmlns:w16se="http://schemas.microsoft.com/office/word/2015/wordml/symex" xmlns:wpg="http://schemas.microsoft.com/office/word/2010/wordprocessingGroup" xmlns:wpi="http://schemas.microsoft.com/office/word/2010/wordprocessingInk" xmlns:wne="http://schemas.microsoft.com/office/word/2006/wordml" xmlns:wps="http://schemas.microsoft.com/office/word/2010/wordprocessingShape" mc:Ignorable="w14 w15 w16se w16cid w16 w16cex w16sdtdh w16sdtfl w16du wp14">
   <w:body>
     <w:p>
-      <w:hyperlink r:id="rId5" w:history="1">
+      <w:hyperlink r:id="rId4" w:history="1">
         <w:r>
           <w:rPr>
             <w:rStyle w:val="Hyperlink"/>
@@ -13,7 +13,7 @@
       </w:hyperlink>
     </w:p>
     <w:p>
-      <w:hyperlink r:id="rId6" w:history="1">
+      <w:hyperlink r:id="rId5" w:history="1">
         <w:r>
           <w:rPr>
             <w:rStyle w:val="Hyperlink"/>
@@ -23,7 +23,7 @@
       </w:hyperlink>
     </w:p>
     <w:p>
-      <w:hyperlink r:id="rId7" w:history="1">
+      <w:hyperlink r:id="rId6" w:history="1">
         <w:r>
           <w:rPr>
             <w:rStyle w:val="Hyperlink"/>
@@ -34,7 +34,7 @@
     </w:p>
     <w:p/>
     <w:p>
-      <w:hyperlink r:id="rId8" w:history="1">
+      <w:hyperlink r:id="rId7" w:history="1">
         <w:r>
           <w:rPr>
             <w:rStyle w:val="Hyperlink"/>
@@ -44,7 +44,7 @@
       </w:hyperlink>
     </w:p>
     <w:p>
-      <w:hyperlink r:id="rId9" w:history="1">
+      <w:hyperlink r:id="rId8" w:history="1">
         <w:r>
           <w:rPr>
             <w:rStyle w:val="Hyperlink"/>
@@ -54,7 +54,7 @@
       </w:hyperlink>
     </w:p>
     <w:p>
-      <w:hyperlink r:id="rId10" w:history="1">
+      <w:hyperlink r:id="rId9" w:history="1">
         <w:r>
           <w:rPr>
             <w:rStyle w:val="Hyperlink"/>
@@ -65,7 +65,7 @@
     </w:p>
     <w:p/>
     <w:p>
-      <w:hyperlink r:id="rId11" w:history="1">
+      <w:hyperlink r:id="rId10" w:history="1">
         <w:r>
           <w:rPr>
             <w:rStyle w:val="Hyperlink"/>
@@ -76,7 +76,7 @@
     </w:p>
     <w:p/>
     <w:p>
-      <w:hyperlink r:id="rId12" w:history="1">
+      <w:hyperlink r:id="rId11" w:history="1">
         <w:r>
           <w:rPr>
             <w:rStyle w:val="Hyperlink"/>
@@ -84,6 +84,51 @@
           <w:t>https://databear.com/introduction-to-power-bi-semantic-models/</w:t>
         </w:r>
       </w:hyperlink>
+    </w:p>
+    <w:p/>
+    <w:p/>
+    <w:p>
+      <w:pPr>
+        <w:rPr>
+          <w:lang w:val="en-US"/>
+        </w:rPr>
+      </w:pPr>
+      <w:r>
+        <w:rPr>
+          <w:lang w:val="en-US"/>
+        </w:rPr>
+        <w:t>Incremental refresh in Power BI</w:t>
+      </w:r>
+    </w:p>
+    <w:p>
+      <w:pPr>
+        <w:rPr>
+          <w:lang w:val="en-US"/>
+        </w:rPr>
+      </w:pPr>
+    </w:p>
+    <w:p>
+      <w:pPr>
+        <w:rPr>
+          <w:lang w:val="en-US"/>
+        </w:rPr>
+      </w:pPr>
+      <w:hyperlink r:id="rId12" w:anchor="fpstate=ive&amp;vld=cid:bb3bd582,vid:5AWt6ijJG94,st:0" w:history="1">
+        <w:r>
+          <w:rPr>
+            <w:rStyle w:val="Hyperlink"/>
+            <w:lang w:val="en-US"/>
+          </w:rPr>
+          <w:t>https://www.google.co.in/search?sca_esv=98b82af0db96049a&amp;sca_upv=1&amp;q=incremental+data+load+in+power+bi&amp;tbm=vid&amp;source=lnms&amp;fbs=AEQNm0COtQ6qE5snXClm_cWqGTLXtyokgX4yHBibyXS4WWyUZ70wS7JVS1z8oFb1SxAyKGLLv-nyIWKcPYOXzmmjKO7YCSPVAKRc3xIPnwUAmWWvApctRsYQql_atuc44MFSXUirQxBYnzdvvKigXnnApKx4vrQm_zVlxpYDD9iWnT36HTbaDadSE1zl9BuT8xxAm8mzNQw8c-WS58QPXO96el_voBZ6WA&amp;sa=X&amp;ved=2ahUKEwjG9fPs9-aHAxVQ7jgGHcPJBEkQ0pQJegQIEBAB&amp;biw=1318&amp;bih=652&amp;dpr=1#fpstate=ive&amp;vld=cid:bb3bd582,vid:5AWt6ijJG94,st:0</w:t>
+        </w:r>
+      </w:hyperlink>
+    </w:p>
+    <w:p>
+      <w:pPr>
+        <w:rPr>
+          <w:lang w:val="en-US"/>
+        </w:rPr>
+      </w:pPr>
     </w:p>
     <w:p/>
     <w:sectPr>
@@ -94,10 +139,6 @@
     </w:sectPr>
   </w:body>
 </w:document>
-</file>
-
-<file path=word/numbering.xml><?xml version="1.0" encoding="utf-8"?>
-<w:numbering xmlns:wpc="http://schemas.microsoft.com/office/word/2010/wordprocessingCanvas" xmlns:cx="http://schemas.microsoft.com/office/drawing/2014/chartex" xmlns:cx1="http://schemas.microsoft.com/office/drawing/2015/9/8/chartex" xmlns:cx2="http://schemas.microsoft.com/office/drawing/2015/10/21/chartex" xmlns:cx3="http://schemas.microsoft.com/office/drawing/2016/5/9/chartex" xmlns:cx4="http://schemas.microsoft.com/office/drawing/2016/5/10/chartex" xmlns:cx5="http://schemas.microsoft.com/office/drawing/2016/5/11/chartex" xmlns:cx6="http://schemas.microsoft.com/office/drawing/2016/5/12/chartex" xmlns:cx7="http://schemas.microsoft.com/office/drawing/2016/5/13/chartex" xmlns:cx8="http://schemas.microsoft.com/office/drawing/2016/5/14/chartex" xmlns:mc="http://schemas.openxmlformats.org/markup-compatibility/2006" xmlns:aink="http://schemas.microsoft.com/office/drawing/2016/ink" xmlns:am3d="http://schemas.microsoft.com/office/drawing/2017/model3d" xmlns:o="urn:schemas-microsoft-com:office:office" xmlns:oel="http://schemas.microsoft.com/office/2019/extlst" xmlns:r="http://schemas.openxmlformats.org/officeDocument/2006/relationships" xmlns:m="http://schemas.openxmlformats.org/officeDocument/2006/math" xmlns:v="urn:schemas-microsoft-com:vml" xmlns:wp14="http://schemas.microsoft.com/office/word/2010/wordprocessingDrawing" xmlns:wp="http://schemas.openxmlformats.org/drawingml/2006/wordprocessingDrawing" xmlns:w10="urn:schemas-microsoft-com:office:word" xmlns:w="http://schemas.openxmlformats.org/wordprocessingml/2006/main" xmlns:w14="http://schemas.microsoft.com/office/word/2010/wordml" xmlns:w15="http://schemas.microsoft.com/office/word/2012/wordml" xmlns:w16cex="http://schemas.microsoft.com/office/word/2018/wordml/cex" xmlns:w16cid="http://schemas.microsoft.com/office/word/2016/wordml/cid" xmlns:w16="http://schemas.microsoft.com/office/word/2018/wordml" xmlns:w16du="http://schemas.microsoft.com/office/word/2023/wordml/word16du" xmlns:w16sdtdh="http://schemas.microsoft.com/office/word/2020/wordml/sdtdatahash" xmlns:w16sdtfl="http://schemas.microsoft.com/office/word/2024/wordml/sdtformatlock" xmlns:w16se="http://schemas.microsoft.com/office/word/2015/wordml/symex" xmlns:wpg="http://schemas.microsoft.com/office/word/2010/wordprocessingGroup" xmlns:wpi="http://schemas.microsoft.com/office/word/2010/wordprocessingInk" xmlns:wne="http://schemas.microsoft.com/office/word/2006/wordml" xmlns:wps="http://schemas.microsoft.com/office/word/2010/wordprocessingShape" mc:Ignorable="w14 w15 w16se w16cid w16 w16cex w16sdtdh w16sdtfl w16du wp14"/>
 </file>
 
 <file path=word/styles.xml><?xml version="1.0" encoding="utf-8"?>
